--- a/Лаб2.docx
+++ b/Лаб2.docx
@@ -2,55 +2,543 @@
 <file path=word/document.xml><?xml version="1.0" encoding="utf-8"?>
 <w:document xmlns:wpc="http://schemas.microsoft.com/office/word/2010/wordprocessingCanvas" xmlns:cx="http://schemas.microsoft.com/office/drawing/2014/chartex" xmlns:cx1="http://schemas.microsoft.com/office/drawing/2015/9/8/chartex" xmlns:cx2="http://schemas.microsoft.com/office/drawing/2015/10/21/chartex" xmlns:cx3="http://schemas.microsoft.com/office/drawing/2016/5/9/chartex" xmlns:cx4="http://schemas.microsoft.com/office/drawing/2016/5/10/chartex" xmlns:cx5="http://schemas.microsoft.com/office/drawing/2016/5/11/chartex" xmlns:cx6="http://schemas.microsoft.com/office/drawing/2016/5/12/chartex" xmlns:cx7="http://schemas.microsoft.com/office/drawing/2016/5/13/chartex" xmlns:cx8="http://schemas.microsoft.com/office/drawing/2016/5/14/chartex" xmlns:mc="http://schemas.openxmlformats.org/markup-compatibility/2006" xmlns:aink="http://schemas.microsoft.com/office/drawing/2016/ink" xmlns:am3d="http://schemas.microsoft.com/office/drawing/2017/model3d" xmlns:o="urn:schemas-microsoft-com:office:office" xmlns:r="http://schemas.openxmlformats.org/officeDocument/2006/relationships" xmlns:m="http://schemas.openxmlformats.org/officeDocument/2006/math" xmlns:v="urn:schemas-microsoft-com:vml" xmlns:wp14="http://schemas.microsoft.com/office/word/2010/wordprocessingDrawing" xmlns:wp="http://schemas.openxmlformats.org/drawingml/2006/wordprocessingDrawing" xmlns:w10="urn:schemas-microsoft-com:office:word" xmlns:w="http://schemas.openxmlformats.org/wordprocessingml/2006/main" xmlns:w14="http://schemas.microsoft.com/office/word/2010/wordml" xmlns:w15="http://schemas.microsoft.com/office/word/2012/wordml" xmlns:w16cid="http://schemas.microsoft.com/office/word/2016/wordml/cid" xmlns:w16se="http://schemas.microsoft.com/office/word/2015/wordml/symex" xmlns:wpg="http://schemas.microsoft.com/office/word/2010/wordprocessingGroup" xmlns:wpi="http://schemas.microsoft.com/office/word/2010/wordprocessingInk" xmlns:wne="http://schemas.microsoft.com/office/word/2006/wordml" xmlns:wps="http://schemas.microsoft.com/office/word/2010/wordprocessingShape" mc:Ignorable="w14 w15 w16se w16cid wp14">
   <w:body>
-    <w:p>
-      <w:pPr>
-        <w:spacing w:after="56"/>
-        <w:ind w:left="647"/>
+    <w:sdt>
+      <w:sdtPr>
+        <w:id w:val="683944407"/>
+        <w:docPartObj>
+          <w:docPartGallery w:val="Cover Pages"/>
+          <w:docPartUnique/>
+        </w:docPartObj>
+      </w:sdtPr>
+      <w:sdtEndPr/>
+      <w:sdtContent>
+        <w:p>
+          <w:pPr>
+            <w:shd w:val="clear" w:color="auto" w:fill="FFFFFF"/>
+            <w:jc w:val="center"/>
+            <w:rPr>
+              <w:b/>
+              <w:caps/>
+              <w:color w:val="auto"/>
+              <w:kern w:val="0"/>
+              <w:sz w:val="20"/>
+              <w:szCs w:val="20"/>
+              <w14:ligatures w14:val="none"/>
+            </w:rPr>
+          </w:pPr>
+          <w:r>
+            <w:rPr>
+              <w:b/>
+              <w:caps/>
+              <w:sz w:val="20"/>
+              <w:szCs w:val="20"/>
+            </w:rPr>
+            <w:t>Федеральное государственное АВТОНОМНОЕ образовательное учреждение Высшего образования</w:t>
+          </w:r>
+        </w:p>
+        <w:p>
+          <w:pPr>
+            <w:shd w:val="clear" w:color="auto" w:fill="FFFFFF"/>
+            <w:rPr>
+              <w:caps/>
+              <w:sz w:val="28"/>
+              <w:szCs w:val="28"/>
+            </w:rPr>
+          </w:pPr>
+        </w:p>
+        <w:p>
+          <w:pPr>
+            <w:shd w:val="clear" w:color="auto" w:fill="FFFFFF"/>
+            <w:jc w:val="center"/>
+            <w:rPr>
+              <w:sz w:val="28"/>
+              <w:szCs w:val="28"/>
+            </w:rPr>
+          </w:pPr>
+          <w:r>
+            <w:rPr>
+              <w:sz w:val="28"/>
+              <w:szCs w:val="28"/>
+            </w:rPr>
+            <w:t>Самарский государственный экономический университет</w:t>
+          </w:r>
+        </w:p>
+        <w:p>
+          <w:pPr>
+            <w:shd w:val="clear" w:color="auto" w:fill="FFFFFF"/>
+            <w:jc w:val="center"/>
+            <w:rPr>
+              <w:b/>
+              <w:sz w:val="28"/>
+              <w:szCs w:val="28"/>
+            </w:rPr>
+          </w:pPr>
+          <w:r>
+            <w:rPr>
+              <w:b/>
+              <w:sz w:val="28"/>
+              <w:szCs w:val="28"/>
+            </w:rPr>
+            <w:t>(СГЭУ)</w:t>
+          </w:r>
+        </w:p>
+        <w:p>
+          <w:pPr>
+            <w:shd w:val="clear" w:color="auto" w:fill="FFFFFF"/>
+            <w:jc w:val="center"/>
+            <w:rPr>
+              <w:sz w:val="28"/>
+              <w:szCs w:val="28"/>
+            </w:rPr>
+          </w:pPr>
+        </w:p>
+        <w:p>
+          <w:pPr>
+            <w:shd w:val="clear" w:color="auto" w:fill="FFFFFF"/>
+            <w:jc w:val="center"/>
+            <w:rPr>
+              <w:sz w:val="28"/>
+              <w:szCs w:val="28"/>
+            </w:rPr>
+          </w:pPr>
+          <w:r>
+            <w:rPr>
+              <w:sz w:val="28"/>
+              <w:szCs w:val="28"/>
+            </w:rPr>
+            <w:t>Кафедра «Прикладная информатика»</w:t>
+          </w:r>
+        </w:p>
+        <w:p>
+          <w:pPr>
+            <w:shd w:val="clear" w:color="auto" w:fill="FFFFFF"/>
+            <w:jc w:val="center"/>
+            <w:rPr>
+              <w:sz w:val="28"/>
+              <w:szCs w:val="28"/>
+            </w:rPr>
+          </w:pPr>
+        </w:p>
+        <w:p>
+          <w:pPr>
+            <w:shd w:val="clear" w:color="auto" w:fill="FFFFFF"/>
+            <w:jc w:val="center"/>
+            <w:rPr>
+              <w:sz w:val="28"/>
+              <w:szCs w:val="28"/>
+            </w:rPr>
+          </w:pPr>
+        </w:p>
+        <w:p>
+          <w:pPr>
+            <w:shd w:val="clear" w:color="auto" w:fill="FFFFFF"/>
+            <w:jc w:val="center"/>
+            <w:rPr>
+              <w:sz w:val="28"/>
+              <w:szCs w:val="28"/>
+            </w:rPr>
+          </w:pPr>
+        </w:p>
+        <w:p>
+          <w:pPr>
+            <w:shd w:val="clear" w:color="auto" w:fill="FFFFFF"/>
+            <w:jc w:val="center"/>
+            <w:rPr>
+              <w:sz w:val="28"/>
+              <w:szCs w:val="28"/>
+            </w:rPr>
+          </w:pPr>
+        </w:p>
+        <w:p>
+          <w:pPr>
+            <w:shd w:val="clear" w:color="auto" w:fill="FFFFFF"/>
+            <w:jc w:val="center"/>
+            <w:rPr>
+              <w:sz w:val="28"/>
+              <w:szCs w:val="28"/>
+            </w:rPr>
+          </w:pPr>
+        </w:p>
+        <w:p>
+          <w:pPr>
+            <w:shd w:val="clear" w:color="auto" w:fill="FFFFFF"/>
+            <w:jc w:val="center"/>
+            <w:rPr>
+              <w:sz w:val="28"/>
+              <w:szCs w:val="28"/>
+            </w:rPr>
+          </w:pPr>
+        </w:p>
+        <w:p>
+          <w:pPr>
+            <w:shd w:val="clear" w:color="auto" w:fill="FFFFFF"/>
+            <w:jc w:val="center"/>
+            <w:rPr>
+              <w:b/>
+              <w:sz w:val="36"/>
+              <w:szCs w:val="36"/>
+            </w:rPr>
+          </w:pPr>
+          <w:r>
+            <w:rPr>
+              <w:b/>
+              <w:sz w:val="36"/>
+              <w:szCs w:val="36"/>
+            </w:rPr>
+            <w:t>Практическая работа 3</w:t>
+          </w:r>
+        </w:p>
+        <w:p>
+          <w:pPr>
+            <w:shd w:val="clear" w:color="auto" w:fill="FFFFFF"/>
+            <w:jc w:val="center"/>
+            <w:rPr>
+              <w:sz w:val="28"/>
+              <w:szCs w:val="28"/>
+            </w:rPr>
+          </w:pPr>
+        </w:p>
+        <w:p>
+          <w:pPr>
+            <w:shd w:val="clear" w:color="auto" w:fill="FFFFFF"/>
+            <w:jc w:val="center"/>
+            <w:rPr>
+              <w:sz w:val="28"/>
+              <w:szCs w:val="28"/>
+            </w:rPr>
+          </w:pPr>
+          <w:r>
+            <w:rPr>
+              <w:sz w:val="28"/>
+              <w:szCs w:val="28"/>
+            </w:rPr>
+            <w:t xml:space="preserve">по дисциплине </w:t>
+          </w:r>
+        </w:p>
+        <w:p>
+          <w:pPr>
+            <w:shd w:val="clear" w:color="auto" w:fill="FFFFFF"/>
+            <w:jc w:val="center"/>
+            <w:rPr>
+              <w:sz w:val="28"/>
+              <w:szCs w:val="28"/>
+            </w:rPr>
+          </w:pPr>
+          <w:r>
+            <w:rPr>
+              <w:sz w:val="28"/>
+              <w:szCs w:val="28"/>
+            </w:rPr>
+            <w:t>«Цифровая культура в профессиональной деятельности»</w:t>
+          </w:r>
+        </w:p>
+        <w:p>
+          <w:pPr>
+            <w:rPr>
+              <w:sz w:val="28"/>
+              <w:szCs w:val="28"/>
+            </w:rPr>
+          </w:pPr>
+        </w:p>
+        <w:p>
+          <w:pPr>
+            <w:rPr>
+              <w:sz w:val="28"/>
+              <w:szCs w:val="28"/>
+            </w:rPr>
+          </w:pPr>
+        </w:p>
+        <w:p>
+          <w:pPr>
+            <w:rPr>
+              <w:sz w:val="28"/>
+              <w:szCs w:val="28"/>
+            </w:rPr>
+          </w:pPr>
+        </w:p>
+        <w:p>
+          <w:pPr>
+            <w:rPr>
+              <w:sz w:val="28"/>
+              <w:szCs w:val="28"/>
+            </w:rPr>
+          </w:pPr>
+        </w:p>
+        <w:p>
+          <w:pPr>
+            <w:rPr>
+              <w:sz w:val="28"/>
+              <w:szCs w:val="28"/>
+            </w:rPr>
+          </w:pPr>
+        </w:p>
+        <w:p>
+          <w:pPr>
+            <w:rPr>
+              <w:sz w:val="28"/>
+              <w:szCs w:val="28"/>
+            </w:rPr>
+          </w:pPr>
+        </w:p>
+        <w:p>
+          <w:pPr>
+            <w:ind w:left="5670"/>
+            <w:jc w:val="right"/>
+            <w:rPr>
+              <w:sz w:val="28"/>
+              <w:szCs w:val="28"/>
+            </w:rPr>
+          </w:pPr>
+          <w:r>
+            <w:rPr>
+              <w:sz w:val="28"/>
+              <w:szCs w:val="28"/>
+            </w:rPr>
+            <w:t>Выполнил</w:t>
+          </w:r>
+          <w:bookmarkStart w:id="0" w:name="_GoBack"/>
+          <w:bookmarkEnd w:id="0"/>
+          <w:r>
+            <w:rPr>
+              <w:sz w:val="28"/>
+              <w:szCs w:val="28"/>
+            </w:rPr>
+            <w:t xml:space="preserve">: студент 1 курса, </w:t>
+          </w:r>
+        </w:p>
+        <w:p>
+          <w:pPr>
+            <w:ind w:left="5670"/>
+            <w:jc w:val="right"/>
+            <w:rPr>
+              <w:sz w:val="28"/>
+              <w:szCs w:val="28"/>
+            </w:rPr>
+          </w:pPr>
+          <w:r>
+            <w:rPr>
+              <w:sz w:val="28"/>
+              <w:szCs w:val="28"/>
+            </w:rPr>
+            <w:t>группы ИЦСУ25о1</w:t>
+          </w:r>
+        </w:p>
+        <w:p>
+          <w:pPr>
+            <w:ind w:left="5670"/>
+            <w:jc w:val="right"/>
+            <w:rPr>
+              <w:sz w:val="28"/>
+              <w:szCs w:val="28"/>
+            </w:rPr>
+          </w:pPr>
+          <w:r>
+            <w:rPr>
+              <w:sz w:val="28"/>
+              <w:szCs w:val="28"/>
+            </w:rPr>
+            <w:t>Захаров Лев Александрович</w:t>
+          </w:r>
+        </w:p>
+        <w:p>
+          <w:pPr>
+            <w:ind w:left="5670"/>
+            <w:jc w:val="right"/>
+            <w:rPr>
+              <w:sz w:val="28"/>
+              <w:szCs w:val="28"/>
+            </w:rPr>
+          </w:pPr>
+        </w:p>
+        <w:p>
+          <w:pPr>
+            <w:ind w:left="5670"/>
+            <w:jc w:val="right"/>
+            <w:rPr>
+              <w:sz w:val="28"/>
+              <w:szCs w:val="28"/>
+            </w:rPr>
+          </w:pPr>
+          <w:r>
+            <w:rPr>
+              <w:sz w:val="28"/>
+              <w:szCs w:val="28"/>
+            </w:rPr>
+            <w:t xml:space="preserve">Проверил: Яшин Валерий Владимирович </w:t>
+          </w:r>
+        </w:p>
+        <w:p>
+          <w:pPr>
+            <w:rPr>
+              <w:sz w:val="28"/>
+              <w:szCs w:val="28"/>
+            </w:rPr>
+          </w:pPr>
+        </w:p>
+        <w:p>
+          <w:pPr>
+            <w:rPr>
+              <w:sz w:val="28"/>
+              <w:szCs w:val="28"/>
+            </w:rPr>
+          </w:pPr>
+        </w:p>
+        <w:p>
+          <w:pPr>
+            <w:tabs>
+              <w:tab w:val="left" w:pos="3816"/>
+            </w:tabs>
+            <w:rPr>
+              <w:sz w:val="28"/>
+              <w:szCs w:val="28"/>
+            </w:rPr>
+          </w:pPr>
+        </w:p>
+        <w:p>
+          <w:pPr>
+            <w:tabs>
+              <w:tab w:val="left" w:pos="3816"/>
+            </w:tabs>
+            <w:rPr>
+              <w:sz w:val="28"/>
+              <w:szCs w:val="28"/>
+            </w:rPr>
+          </w:pPr>
+        </w:p>
+        <w:p>
+          <w:pPr>
+            <w:tabs>
+              <w:tab w:val="left" w:pos="0"/>
+              <w:tab w:val="left" w:pos="3816"/>
+            </w:tabs>
+            <w:jc w:val="center"/>
+            <w:rPr>
+              <w:sz w:val="28"/>
+              <w:szCs w:val="28"/>
+            </w:rPr>
+          </w:pPr>
+          <w:r>
+            <w:rPr>
+              <w:sz w:val="28"/>
+              <w:szCs w:val="28"/>
+            </w:rPr>
+            <w:t>Самара, 2025г</w:t>
+          </w:r>
+        </w:p>
+      </w:sdtContent>
+    </w:sdt>
+    <w:p>
+      <w:pPr>
+        <w:tabs>
+          <w:tab w:val="center" w:pos="0"/>
+          <w:tab w:val="left" w:pos="4860"/>
+          <w:tab w:val="left" w:pos="9540"/>
+        </w:tabs>
+        <w:suppressAutoHyphens/>
+        <w:autoSpaceDE w:val="0"/>
+        <w:autoSpaceDN w:val="0"/>
+        <w:adjustRightInd w:val="0"/>
+        <w:jc w:val="center"/>
         <w:rPr>
+          <w:rFonts w:ascii="Times New Roman CYR" w:hAnsi="Times New Roman CYR" w:cs="Times New Roman CYR"/>
           <w:b/>
+          <w:bCs/>
           <w:sz w:val="28"/>
           <w:szCs w:val="28"/>
         </w:rPr>
       </w:pPr>
-      <w:r>
+    </w:p>
+    <w:p>
+      <w:pPr>
+        <w:tabs>
+          <w:tab w:val="center" w:pos="0"/>
+          <w:tab w:val="left" w:pos="4860"/>
+          <w:tab w:val="left" w:pos="9540"/>
+        </w:tabs>
+        <w:suppressAutoHyphens/>
+        <w:autoSpaceDE w:val="0"/>
+        <w:autoSpaceDN w:val="0"/>
+        <w:adjustRightInd w:val="0"/>
+        <w:jc w:val="center"/>
         <w:rPr>
+          <w:rFonts w:ascii="Times New Roman CYR" w:hAnsi="Times New Roman CYR" w:cs="Times New Roman CYR"/>
           <w:b/>
+          <w:bCs/>
           <w:sz w:val="28"/>
           <w:szCs w:val="28"/>
         </w:rPr>
-        <w:t xml:space="preserve">                          </w:t>
-      </w:r>
-      <w:r>
+      </w:pPr>
+    </w:p>
+    <w:p>
+      <w:pPr>
+        <w:tabs>
+          <w:tab w:val="center" w:pos="0"/>
+          <w:tab w:val="left" w:pos="4860"/>
+          <w:tab w:val="left" w:pos="9540"/>
+        </w:tabs>
+        <w:suppressAutoHyphens/>
+        <w:autoSpaceDE w:val="0"/>
+        <w:autoSpaceDN w:val="0"/>
+        <w:adjustRightInd w:val="0"/>
+        <w:jc w:val="center"/>
         <w:rPr>
+          <w:rFonts w:ascii="Times New Roman CYR" w:hAnsi="Times New Roman CYR" w:cs="Times New Roman CYR"/>
           <w:b/>
+          <w:bCs/>
           <w:sz w:val="28"/>
           <w:szCs w:val="28"/>
         </w:rPr>
-        <w:t>Практическ</w:t>
-      </w:r>
+      </w:pPr>
       <w:r>
         <w:rPr>
+          <w:rFonts w:ascii="Times New Roman CYR" w:hAnsi="Times New Roman CYR" w:cs="Times New Roman CYR"/>
           <w:b/>
+          <w:bCs/>
           <w:sz w:val="28"/>
           <w:szCs w:val="28"/>
         </w:rPr>
-        <w:t xml:space="preserve">ая работа </w:t>
-      </w:r>
-      <w:r>
+        <w:t>Практическая работа № 2</w:t>
+      </w:r>
+    </w:p>
+    <w:p>
+      <w:pPr>
+        <w:tabs>
+          <w:tab w:val="center" w:pos="0"/>
+          <w:tab w:val="left" w:pos="4860"/>
+          <w:tab w:val="left" w:pos="9540"/>
+        </w:tabs>
+        <w:suppressAutoHyphens/>
+        <w:autoSpaceDE w:val="0"/>
+        <w:autoSpaceDN w:val="0"/>
+        <w:adjustRightInd w:val="0"/>
+        <w:jc w:val="center"/>
         <w:rPr>
+          <w:rFonts w:ascii="Times New Roman CYR" w:hAnsi="Times New Roman CYR" w:cs="Times New Roman CYR"/>
           <w:b/>
+          <w:bCs/>
           <w:sz w:val="28"/>
           <w:szCs w:val="28"/>
         </w:rPr>
-        <w:t xml:space="preserve">№ 2 </w:t>
-      </w:r>
-    </w:p>
-    <w:p>
-      <w:pPr>
-        <w:spacing w:after="5"/>
-        <w:jc w:val="left"/>
+      </w:pPr>
+    </w:p>
+    <w:p>
+      <w:pPr>
+        <w:tabs>
+          <w:tab w:val="center" w:pos="0"/>
+          <w:tab w:val="left" w:pos="4860"/>
+          <w:tab w:val="left" w:pos="9540"/>
+        </w:tabs>
+        <w:suppressAutoHyphens/>
+        <w:autoSpaceDE w:val="0"/>
+        <w:autoSpaceDN w:val="0"/>
+        <w:adjustRightInd w:val="0"/>
+        <w:jc w:val="center"/>
         <w:rPr>
+          <w:rFonts w:ascii="Times New Roman CYR" w:hAnsi="Times New Roman CYR" w:cs="Times New Roman CYR"/>
           <w:b/>
+          <w:bCs/>
+          <w:sz w:val="28"/>
+          <w:szCs w:val="28"/>
         </w:rPr>
       </w:pPr>
     </w:p>
@@ -66,6 +554,7 @@
         <w:rPr>
           <w:b/>
         </w:rPr>
+        <w:lastRenderedPageBreak/>
         <w:t xml:space="preserve">                      </w:t>
       </w:r>
       <w:r>
@@ -121,8 +610,6 @@
       <w:pPr>
         <w:ind w:left="0" w:right="15" w:firstLine="0"/>
       </w:pPr>
-      <w:bookmarkStart w:id="0" w:name="_GoBack"/>
-      <w:bookmarkEnd w:id="0"/>
     </w:p>
     <w:p>
       <w:pPr>
@@ -447,6 +934,7 @@
         <w:rPr>
           <w:b/>
         </w:rPr>
+        <w:lastRenderedPageBreak/>
         <w:t xml:space="preserve">Как владелец может защитить? </w:t>
       </w:r>
     </w:p>
@@ -711,7 +1199,6 @@
         <w:ind w:right="15"/>
       </w:pPr>
       <w:r>
-        <w:lastRenderedPageBreak/>
         <w:t>Утечка биометрических данных(15-20млн. рублей)</w:t>
       </w:r>
     </w:p>
@@ -726,6 +1213,7 @@
         <w:ind w:right="15"/>
       </w:pPr>
       <w:r>
+        <w:lastRenderedPageBreak/>
         <w:t>Незаконный сбор и хранение данных(300 тыс. руб, или лишение свободы до 4 лет)</w:t>
       </w:r>
     </w:p>
